--- a/data/outputs/v2/Core_Mathematics/SS1.3_Quadratic_Expressions_and_Equations/Core_Mathematics_Quadratic_Expressions_and_Equations_FinalExplanation_TeacherKey.docx
+++ b/data/outputs/v2/Core_Mathematics/SS1.3_Quadratic_Expressions_and_Equations/Core_Mathematics_Quadratic_Expressions_and_Equations_FinalExplanation_TeacherKey.docx
@@ -2054,7 +2054,7 @@
         </w:rPr>
         <w:t xml:space="preserve">© 2026 SeaVuria and ARES. This work is licensed under a </w:t>
       </w:r>
-      <w:hyperlink w:history="1" r:id="rIdhc-5triqwuxyiztk-p3p5">
+      <w:hyperlink w:history="1" r:id="rId_rp0-3wltwti5b-usnevq">
         <w:r>
           <w:rPr>
             <w:rFonts w:ascii="Arial" w:cs="Arial" w:eastAsia="Arial" w:hAnsi="Arial"/>
@@ -2074,7 +2074,7 @@
         </w:rPr>
         <w:t xml:space="preserve"> (</w:t>
       </w:r>
-      <w:hyperlink w:history="1" r:id="rIdbl5f2qcnvozdks4n3arcj">
+      <w:hyperlink w:history="1" r:id="rIdaww3calooqkl5p8pwpi60">
         <w:r>
           <w:rPr>
             <w:rFonts w:ascii="Arial" w:cs="Arial" w:eastAsia="Arial" w:hAnsi="Arial"/>
@@ -2094,7 +2094,7 @@
         </w:rPr>
         <w:t xml:space="preserve">). To view a copy of this license, visit </w:t>
       </w:r>
-      <w:hyperlink w:history="1" r:id="rIdzo_fa-1jwdfbv3i63daok">
+      <w:hyperlink w:history="1" r:id="rIdgqi4na1_vgvgaorwxyoyv">
         <w:r>
           <w:rPr>
             <w:rFonts w:ascii="Arial" w:cs="Arial" w:eastAsia="Arial" w:hAnsi="Arial"/>

--- a/data/outputs/v2/Core_Mathematics/SS1.3_Quadratic_Expressions_and_Equations/Core_Mathematics_Quadratic_Expressions_and_Equations_FinalExplanation_TeacherKey.docx
+++ b/data/outputs/v2/Core_Mathematics/SS1.3_Quadratic_Expressions_and_Equations/Core_Mathematics_Quadratic_Expressions_and_Equations_FinalExplanation_TeacherKey.docx
@@ -2054,7 +2054,7 @@
         </w:rPr>
         <w:t xml:space="preserve">© 2026 SeaVuria and ARES. This work is licensed under a </w:t>
       </w:r>
-      <w:hyperlink w:history="1" r:id="rId_rp0-3wltwti5b-usnevq">
+      <w:hyperlink w:history="1" r:id="rIdypwq0vhvneelvbp6yjnbs">
         <w:r>
           <w:rPr>
             <w:rFonts w:ascii="Arial" w:cs="Arial" w:eastAsia="Arial" w:hAnsi="Arial"/>
@@ -2074,7 +2074,7 @@
         </w:rPr>
         <w:t xml:space="preserve"> (</w:t>
       </w:r>
-      <w:hyperlink w:history="1" r:id="rIdaww3calooqkl5p8pwpi60">
+      <w:hyperlink w:history="1" r:id="rIdrr4bicfhyfc8ihasdnro9">
         <w:r>
           <w:rPr>
             <w:rFonts w:ascii="Arial" w:cs="Arial" w:eastAsia="Arial" w:hAnsi="Arial"/>
@@ -2094,7 +2094,7 @@
         </w:rPr>
         <w:t xml:space="preserve">). To view a copy of this license, visit </w:t>
       </w:r>
-      <w:hyperlink w:history="1" r:id="rIdgqi4na1_vgvgaorwxyoyv">
+      <w:hyperlink w:history="1" r:id="rIdndalmjjd3dmr2gxzlk0wp">
         <w:r>
           <w:rPr>
             <w:rFonts w:ascii="Arial" w:cs="Arial" w:eastAsia="Arial" w:hAnsi="Arial"/>

--- a/data/outputs/v2/Core_Mathematics/SS1.3_Quadratic_Expressions_and_Equations/Core_Mathematics_Quadratic_Expressions_and_Equations_FinalExplanation_TeacherKey.docx
+++ b/data/outputs/v2/Core_Mathematics/SS1.3_Quadratic_Expressions_and_Equations/Core_Mathematics_Quadratic_Expressions_and_Equations_FinalExplanation_TeacherKey.docx
@@ -95,7 +95,7 @@
                 <w:sz w:val="22"/>
                 <w:szCs w:val="22"/>
               </w:rPr>
-              <w:t xml:space="preserve">FINAL EXPLANATION: CORE MATHEMATICS GRADE 10 – SUB-STRAND 1.3: QUADRATIC EXPRESSIONS AND EQUATIONS – FINAL EXPLANATION</w:t>
+              <w:t xml:space="preserve">FINAL EXPLANATION: CORE MATHEMATICS GRADE 10: QUADRATIC EXPRESSIONS AND EQUATIONS</w:t>
             </w:r>
           </w:p>
         </w:tc>
@@ -224,7 +224,7 @@
                 <w:sz w:val="18"/>
                 <w:szCs w:val="18"/>
               </w:rPr>
-              <w:t xml:space="preserve">This is your Final Explanation for the unit. Think back to the shot put thrown at the Nairobi school sports day, the tiled courtyard, and the Kericho tea farmer's shamba. Answer each question in the space below it, in full sentences, and show all your working. In Part 1 use the height rule from Lesson 1, h = −0.1x² + 1.2x + 1.5, where h is the height in metres and x is the horizontal distance in metres. In Parts 3, 4 and 5 use the simplified height rule h = −x² + 6x, which we used in later lessons to practise factorising and solving. Support every claim with evidence from the lessons, such as your calculations, your area diagrams, your Driving Question Board entries and your parabola model. Your three-part answer to the driving question comes at the end: How can we use the mathematics of quadratic expressions and equations to predict, explain, and solve real problems?</w:t>
+              <w:t xml:space="preserve">This Final Explanation is about Mama Wanjiru's vegetable plot in Kericho. She has exactly 40 m of fencing wire for a rectangular plot of sukuma wiki and spinach. Her children Chebet and Kiprop found that two different widths can give the same area. Use what you learned in Lessons 1 to 8 to answer each part. Write your answers in the space under each prompt. Show your working, use units (m and m²), and check every answer against the situation. Refer to your Lesson 1 model and your final model where the questions ask you to.</w:t>
             </w:r>
           </w:p>
         </w:tc>
@@ -285,7 +285,7 @@
                 <w:sz w:val="22"/>
                 <w:szCs w:val="22"/>
               </w:rPr>
-              <w:t xml:space="preserve">Part 1: Why a straight line cannot describe the throw</w:t>
+              <w:t xml:space="preserve">Part 1: Forming the area expression</w:t>
             </w:r>
           </w:p>
         </w:tc>
@@ -319,7 +319,83 @@
                 <w:sz w:val="18"/>
                 <w:szCs w:val="18"/>
               </w:rPr>
-              <w:t xml:space="preserve">On sports day, your classmate's slow-motion video showed the shot put tracing a smooth curve, not a straight line. (a) Using the Lesson 1 height rule h = −0.1x² + 1.2x + 1.5, work out the height of the ball when x = 0, 2, 4, 6, 8, 10 and 12 metres. (b) Find the first differences (change in h from one point to the next) and then the second differences. (c) Use your results to explain why a linear equation y = mx + c cannot fit this curve, and say which kind of expression is needed and what feature of it produces the rise-and-fall shape.</w:t>
+              <w:t xml:space="preserve">Mama Wanjiru uses all 40 m of wire for the fence of a rectangular plot. Let the width be x m.</w:t>
+            </w:r>
+          </w:p>
+          <w:p>
+            <w:pPr>
+              <w:spacing w:after="40" w:before="0"/>
+              <w:jc w:val="left"/>
+            </w:pPr>
+            <w:r>
+              <w:rPr>
+                <w:rFonts w:ascii="Arial" w:cs="Arial" w:eastAsia="Arial" w:hAnsi="Arial"/>
+                <w:b/>
+                <w:bCs/>
+                <w:i w:val="false"/>
+                <w:iCs w:val="false"/>
+                <w:color w:val="000000"/>
+                <w:sz w:val="18"/>
+                <w:szCs w:val="18"/>
+              </w:rPr>
+              <w:t xml:space="preserve">(a) Explain why the length is (20 − x) m.</w:t>
+            </w:r>
+          </w:p>
+          <w:p>
+            <w:pPr>
+              <w:spacing w:after="40" w:before="0"/>
+              <w:jc w:val="left"/>
+            </w:pPr>
+            <w:r>
+              <w:rPr>
+                <w:rFonts w:ascii="Arial" w:cs="Arial" w:eastAsia="Arial" w:hAnsi="Arial"/>
+                <w:b/>
+                <w:bCs/>
+                <w:i w:val="false"/>
+                <w:iCs w:val="false"/>
+                <w:color w:val="000000"/>
+                <w:sz w:val="18"/>
+                <w:szCs w:val="18"/>
+              </w:rPr>
+              <w:t xml:space="preserve">(b) Write the area as an expression in x and expand it. Say why it is called a quadratic expression.</w:t>
+            </w:r>
+          </w:p>
+          <w:p>
+            <w:pPr>
+              <w:spacing w:after="40" w:before="0"/>
+              <w:jc w:val="left"/>
+            </w:pPr>
+            <w:r>
+              <w:rPr>
+                <w:rFonts w:ascii="Arial" w:cs="Arial" w:eastAsia="Arial" w:hAnsi="Arial"/>
+                <w:b/>
+                <w:bCs/>
+                <w:i w:val="false"/>
+                <w:iCs w:val="false"/>
+                <w:color w:val="000000"/>
+                <w:sz w:val="18"/>
+                <w:szCs w:val="18"/>
+              </w:rPr>
+              <w:t xml:space="preserve">(c) Which widths x give a real plot? Explain why widths of 20 m or more do not.</w:t>
+            </w:r>
+          </w:p>
+          <w:p>
+            <w:pPr>
+              <w:spacing w:after="40" w:before="0"/>
+              <w:jc w:val="left"/>
+            </w:pPr>
+            <w:r>
+              <w:rPr>
+                <w:rFonts w:ascii="Arial" w:cs="Arial" w:eastAsia="Arial" w:hAnsi="Arial"/>
+                <w:b/>
+                <w:bCs/>
+                <w:i w:val="false"/>
+                <w:iCs w:val="false"/>
+                <w:color w:val="000000"/>
+                <w:sz w:val="18"/>
+                <w:szCs w:val="18"/>
+              </w:rPr>
+              <w:t xml:space="preserve">(d) Use your expression to find the area when x = 8, x = 10 and x = 12.</w:t>
             </w:r>
           </w:p>
         </w:tc>
@@ -351,45 +427,64 @@
                 <w:sz w:val="18"/>
                 <w:szCs w:val="18"/>
               </w:rPr>
-              <w:t xml:space="preserve">(a) Substituting each value into h = −0.1x² + 1.2x + 1.5 gives: x = 0 → h = 1.5; x = 2 → 3.5; x = 4 → 4.7; x = 6 → 5.1; x = 8 → 4.7; x = 10 → 3.5; x = 12 → 1.5. These are the 7 data points, and they plot as a smooth arch.</w:t>
-            </w:r>
-          </w:p>
-          <w:p>
-            <w:pPr>
-              <w:spacing w:after="40" w:before="0"/>
-              <w:jc w:val="left"/>
-            </w:pPr>
-            <w:r>
-              <w:rPr>
-                <w:rFonts w:ascii="Arial" w:cs="Arial" w:eastAsia="Arial" w:hAnsi="Arial"/>
-                <w:b w:val="false"/>
-                <w:bCs w:val="false"/>
-                <w:i w:val="false"/>
-                <w:iCs w:val="false"/>
-                <w:color w:val="000000"/>
-                <w:sz w:val="18"/>
-                <w:szCs w:val="18"/>
-              </w:rPr>
-              <w:t xml:space="preserve">(b) First differences: +2.0, +1.2, +0.4, −0.4, −1.2, −2.0. Second differences: −0.8, −0.8, −0.8, −0.8, −0.8 (constant).</w:t>
-            </w:r>
-          </w:p>
-          <w:p>
-            <w:pPr>
-              <w:spacing w:after="40" w:before="0"/>
-              <w:jc w:val="left"/>
-            </w:pPr>
-            <w:r>
-              <w:rPr>
-                <w:rFonts w:ascii="Arial" w:cs="Arial" w:eastAsia="Arial" w:hAnsi="Arial"/>
-                <w:b w:val="false"/>
-                <w:bCs w:val="false"/>
-                <w:i w:val="false"/>
-                <w:iCs w:val="false"/>
-                <w:color w:val="000000"/>
-                <w:sz w:val="18"/>
-                <w:szCs w:val="18"/>
-              </w:rPr>
-              <w:t xml:space="preserve">(c) A linear equation y = mx + c changes by the same amount for every equal step in horizontal distance. Here the first differences are not constant: they go from +2.0 down to −2.0, so the ball rises and then falls. A straight line can never do this. The constant second differences are the signature of a quadratic relationship. So we need a quadratic expression, one whose highest power is x² (the form ax² + bx + c with a ≠ 0). Here a = −0.1 is negative, and the −0.1x² term makes the outputs increase to a highest point and then decrease, which matches the observed rise-and-fall path of the ball.</w:t>
+              <w:t xml:space="preserve">(a) The fence goes all round the plot, so 2(length + width) = 40. Therefore length + width = 20 m. If the width is x m, the length is (20 − x) m.</w:t>
+            </w:r>
+          </w:p>
+          <w:p>
+            <w:pPr>
+              <w:spacing w:after="40" w:before="0"/>
+              <w:jc w:val="left"/>
+            </w:pPr>
+            <w:r>
+              <w:rPr>
+                <w:rFonts w:ascii="Arial" w:cs="Arial" w:eastAsia="Arial" w:hAnsi="Arial"/>
+                <w:b w:val="false"/>
+                <w:bCs w:val="false"/>
+                <w:i w:val="false"/>
+                <w:iCs w:val="false"/>
+                <w:color w:val="000000"/>
+                <w:sz w:val="18"/>
+                <w:szCs w:val="18"/>
+              </w:rPr>
+              <w:t xml:space="preserve">(b) Area = width × length = x(20 − x) = 20x − x² (m²). It is a quadratic expression because its highest power of x is 2. The x² term comes from multiplying x by a length that also contains x, which makes an x by x square region in the area model.</w:t>
+            </w:r>
+          </w:p>
+          <w:p>
+            <w:pPr>
+              <w:spacing w:after="40" w:before="0"/>
+              <w:jc w:val="left"/>
+            </w:pPr>
+            <w:r>
+              <w:rPr>
+                <w:rFonts w:ascii="Arial" w:cs="Arial" w:eastAsia="Arial" w:hAnsi="Arial"/>
+                <w:b w:val="false"/>
+                <w:bCs w:val="false"/>
+                <w:i w:val="false"/>
+                <w:iCs w:val="false"/>
+                <w:color w:val="000000"/>
+                <w:sz w:val="18"/>
+                <w:szCs w:val="18"/>
+              </w:rPr>
+              <w:t xml:space="preserve">(c) Valid widths are 0 &lt; x &lt; 20. At x = 20 the length is 20 − 20 = 0, so there is no plot. Above 20 the length is negative, which is impossible.</w:t>
+            </w:r>
+          </w:p>
+          <w:p>
+            <w:pPr>
+              <w:spacing w:after="40" w:before="0"/>
+              <w:jc w:val="left"/>
+            </w:pPr>
+            <w:r>
+              <w:rPr>
+                <w:rFonts w:ascii="Arial" w:cs="Arial" w:eastAsia="Arial" w:hAnsi="Arial"/>
+                <w:b w:val="false"/>
+                <w:bCs w:val="false"/>
+                <w:i w:val="false"/>
+                <w:iCs w:val="false"/>
+                <w:color w:val="000000"/>
+                <w:sz w:val="18"/>
+                <w:szCs w:val="18"/>
+              </w:rPr>
+              <w:t xml:space="preserve">(d) x = 8: 8 × 12 = 96 m². x = 10: 10 × 10 = 100 m². x = 12: 12 × 8 = 96 m².</w:t>
             </w:r>
           </w:p>
         </w:tc>
@@ -450,7 +545,7 @@
                 <w:sz w:val="22"/>
                 <w:szCs w:val="22"/>
               </w:rPr>
-              <w:t xml:space="preserve">Part 2: Forming quadratic expressions from area</w:t>
+              <w:t xml:space="preserve">Part 2: Why two widths give one area</w:t>
             </w:r>
           </w:p>
         </w:tc>
@@ -484,7 +579,83 @@
                 <w:sz w:val="18"/>
                 <w:szCs w:val="18"/>
               </w:rPr>
-              <w:t xml:space="preserve">Quadratic expressions arise whenever two lengths that both depend on a variable are multiplied. (a) The tiled courtyard has side lengths (x + 2) and (x + 5) metres. Write and expand an expression for its area using the grid/box method or FOIL, and write it in standard form ax² + bx + c. (b) Explain in one or two sentences why this area expression is quadratic and not linear. (c) The Kericho tea farmer's shamba is a rectangle with sides x and (x + 4) metres. Write the area expression and expand it.</w:t>
+              <w:t xml:space="preserve">Chebet and Kiprop noticed that a plot 8 m wide and a plot 12 m wide have the same area.</w:t>
+            </w:r>
+          </w:p>
+          <w:p>
+            <w:pPr>
+              <w:spacing w:after="40" w:before="0"/>
+              <w:jc w:val="left"/>
+            </w:pPr>
+            <w:r>
+              <w:rPr>
+                <w:rFonts w:ascii="Arial" w:cs="Arial" w:eastAsia="Arial" w:hAnsi="Arial"/>
+                <w:b/>
+                <w:bCs/>
+                <w:i w:val="false"/>
+                <w:iCs w:val="false"/>
+                <w:color w:val="000000"/>
+                <w:sz w:val="18"/>
+                <w:szCs w:val="18"/>
+              </w:rPr>
+              <w:t xml:space="preserve">(a) Write the equation you get when the area is 96 m² and rearrange it so that one side is zero.</w:t>
+            </w:r>
+          </w:p>
+          <w:p>
+            <w:pPr>
+              <w:spacing w:after="40" w:before="0"/>
+              <w:jc w:val="left"/>
+            </w:pPr>
+            <w:r>
+              <w:rPr>
+                <w:rFonts w:ascii="Arial" w:cs="Arial" w:eastAsia="Arial" w:hAnsi="Arial"/>
+                <w:b/>
+                <w:bCs/>
+                <w:i w:val="false"/>
+                <w:iCs w:val="false"/>
+                <w:color w:val="000000"/>
+                <w:sz w:val="18"/>
+                <w:szCs w:val="18"/>
+              </w:rPr>
+              <w:t xml:space="preserve">(b) Factorise it and use the zero-product property to solve it. Show how you can check your answers.</w:t>
+            </w:r>
+          </w:p>
+          <w:p>
+            <w:pPr>
+              <w:spacing w:after="40" w:before="0"/>
+              <w:jc w:val="left"/>
+            </w:pPr>
+            <w:r>
+              <w:rPr>
+                <w:rFonts w:ascii="Arial" w:cs="Arial" w:eastAsia="Arial" w:hAnsi="Arial"/>
+                <w:b/>
+                <w:bCs/>
+                <w:i w:val="false"/>
+                <w:iCs w:val="false"/>
+                <w:color w:val="000000"/>
+                <w:sz w:val="18"/>
+                <w:szCs w:val="18"/>
+              </w:rPr>
+              <w:t xml:space="preserve">(c) Are the 8 m and 12 m plots two different shapes? Explain using the length and width of each plot.</w:t>
+            </w:r>
+          </w:p>
+          <w:p>
+            <w:pPr>
+              <w:spacing w:after="40" w:before="0"/>
+              <w:jc w:val="left"/>
+            </w:pPr>
+            <w:r>
+              <w:rPr>
+                <w:rFonts w:ascii="Arial" w:cs="Arial" w:eastAsia="Arial" w:hAnsi="Arial"/>
+                <w:b/>
+                <w:bCs/>
+                <w:i w:val="false"/>
+                <w:iCs w:val="false"/>
+                <w:color w:val="000000"/>
+                <w:sz w:val="18"/>
+                <w:szCs w:val="18"/>
+              </w:rPr>
+              <w:t xml:space="preserve">(d) Use the symmetry of the area table to predict one other pair of widths that give equal areas, and state that area.</w:t>
             </w:r>
           </w:p>
         </w:tc>
@@ -516,45 +687,64 @@
                 <w:sz w:val="18"/>
                 <w:szCs w:val="18"/>
               </w:rPr>
-              <w:t xml:space="preserve">(a) Area = (x + 2)(x + 5). Using FOIL: First x·x = x²; Outer x·5 = 5x; Inner 2·x = 2x; Last 2·5 = 10. Collecting like terms: x² + 5x + 2x + 10 = x² + 7x + 10. In standard form, a = 1, b = 7, c = 10.</w:t>
-            </w:r>
-          </w:p>
-          <w:p>
-            <w:pPr>
-              <w:spacing w:after="40" w:before="0"/>
-              <w:jc w:val="left"/>
-            </w:pPr>
-            <w:r>
-              <w:rPr>
-                <w:rFonts w:ascii="Arial" w:cs="Arial" w:eastAsia="Arial" w:hAnsi="Arial"/>
-                <w:b w:val="false"/>
-                <w:bCs w:val="false"/>
-                <w:i w:val="false"/>
-                <w:iCs w:val="false"/>
-                <w:color w:val="000000"/>
-                <w:sz w:val="18"/>
-                <w:szCs w:val="18"/>
-              </w:rPr>
-              <w:t xml:space="preserve">(b) Both side lengths contain the variable x, so multiplying them produces an x² term. The highest power of x is 2, so the expression is quadratic. A linear expression has x only to the power 1.</w:t>
-            </w:r>
-          </w:p>
-          <w:p>
-            <w:pPr>
-              <w:spacing w:after="40" w:before="0"/>
-              <w:jc w:val="left"/>
-            </w:pPr>
-            <w:r>
-              <w:rPr>
-                <w:rFonts w:ascii="Arial" w:cs="Arial" w:eastAsia="Arial" w:hAnsi="Arial"/>
-                <w:b w:val="false"/>
-                <w:bCs w:val="false"/>
-                <w:i w:val="false"/>
-                <w:iCs w:val="false"/>
-                <w:color w:val="000000"/>
-                <w:sz w:val="18"/>
-                <w:szCs w:val="18"/>
-              </w:rPr>
-              <w:t xml:space="preserve">(c) Area = x(x + 4) = x² + 4x. Again an x² term appears because both lengths depend on x. This shows that quadratic expressions arise naturally from area as well as from the curved path of the shot put.</w:t>
+              <w:t xml:space="preserve">(a) x(20 − x) = 96 gives 20x − x² = 96, so x² − 20x + 96 = 0.</w:t>
+            </w:r>
+          </w:p>
+          <w:p>
+            <w:pPr>
+              <w:spacing w:after="40" w:before="0"/>
+              <w:jc w:val="left"/>
+            </w:pPr>
+            <w:r>
+              <w:rPr>
+                <w:rFonts w:ascii="Arial" w:cs="Arial" w:eastAsia="Arial" w:hAnsi="Arial"/>
+                <w:b w:val="false"/>
+                <w:bCs w:val="false"/>
+                <w:i w:val="false"/>
+                <w:iCs w:val="false"/>
+                <w:color w:val="000000"/>
+                <w:sz w:val="18"/>
+                <w:szCs w:val="18"/>
+              </w:rPr>
+              <w:t xml:space="preserve">(b) We need two numbers with product 96 and sum −20. These are −8 and −12. So (x − 8)(x − 12) = 0. By the zero-product property, if p × q = 0 then p = 0 or q = 0, so x − 8 = 0 or x − 12 = 0, giving x = 8 or x = 12. Check: 8 × 12 = 96 and 12 × 8 = 96. Both are valid because 0 &lt; x &lt; 20. Expanding (x − 8)(x − 12) gives x² − 20x + 96, which also confirms the factorisation.</w:t>
+            </w:r>
+          </w:p>
+          <w:p>
+            <w:pPr>
+              <w:spacing w:after="40" w:before="0"/>
+              <w:jc w:val="left"/>
+            </w:pPr>
+            <w:r>
+              <w:rPr>
+                <w:rFonts w:ascii="Arial" w:cs="Arial" w:eastAsia="Arial" w:hAnsi="Arial"/>
+                <w:b w:val="false"/>
+                <w:bCs w:val="false"/>
+                <w:i w:val="false"/>
+                <w:iCs w:val="false"/>
+                <w:color w:val="000000"/>
+                <w:sz w:val="18"/>
+                <w:szCs w:val="18"/>
+              </w:rPr>
+              <w:t xml:space="preserve">(c) No. When x = 8 the length is 12 m. When x = 12 the length is 8 m. Both are the same 8 m by 12 m rectangle turned round. Width and length add up to 20 m, so x and 20 − x describe the same rectangle.</w:t>
+            </w:r>
+          </w:p>
+          <w:p>
+            <w:pPr>
+              <w:spacing w:after="40" w:before="0"/>
+              <w:jc w:val="left"/>
+            </w:pPr>
+            <w:r>
+              <w:rPr>
+                <w:rFonts w:ascii="Arial" w:cs="Arial" w:eastAsia="Arial" w:hAnsi="Arial"/>
+                <w:b w:val="false"/>
+                <w:bCs w:val="false"/>
+                <w:i w:val="false"/>
+                <w:iCs w:val="false"/>
+                <w:color w:val="000000"/>
+                <w:sz w:val="18"/>
+                <w:szCs w:val="18"/>
+              </w:rPr>
+              <w:t xml:space="preserve">(d) For example x = 6 and x = 14 both give 84 m² (6 × 14 = 84). Another correct answer is x = 4 and x = 16, which both give 64 m². The areas are symmetric about x = 10.</w:t>
             </w:r>
           </w:p>
         </w:tc>
@@ -615,7 +805,7 @@
                 <w:sz w:val="22"/>
                 <w:szCs w:val="22"/>
               </w:rPr>
-              <w:t xml:space="preserve">Part 3: Factorising: reversing the expansion</w:t>
+              <w:t xml:space="preserve">Part 3: Why there is a maximum area</w:t>
             </w:r>
           </w:p>
         </w:tc>
@@ -649,7 +839,64 @@
                 <w:sz w:val="18"/>
                 <w:szCs w:val="18"/>
               </w:rPr>
-              <w:t xml:space="preserve">Factorisation reverses expansion. (a) Starting from the expanded courtyard area x² + 7x + 10, factorise it and explain how you chose your two numbers. (b) The Kericho shamba's area expression is x² − 81. Factorise it and name the identity you used. (c) Factorise the simplified shot put height expression −x² + 6x. (d) Check your answer to (a) by re-expanding.</w:t>
+              <w:t xml:space="preserve">With 40 m of wire, the plot with a width of 10 m gives the largest area.</w:t>
+            </w:r>
+          </w:p>
+          <w:p>
+            <w:pPr>
+              <w:spacing w:after="40" w:before="0"/>
+              <w:jc w:val="left"/>
+            </w:pPr>
+            <w:r>
+              <w:rPr>
+                <w:rFonts w:ascii="Arial" w:cs="Arial" w:eastAsia="Arial" w:hAnsi="Arial"/>
+                <w:b/>
+                <w:bCs/>
+                <w:i w:val="false"/>
+                <w:iCs w:val="false"/>
+                <w:color w:val="000000"/>
+                <w:sz w:val="18"/>
+                <w:szCs w:val="18"/>
+              </w:rPr>
+              <w:t xml:space="preserve">(a) Which identities from Lessons 2 and 3 could help you show that the area x(20 − x) can be written as 100 − (x − 10)²? Write one of them in full.</w:t>
+            </w:r>
+          </w:p>
+          <w:p>
+            <w:pPr>
+              <w:spacing w:after="40" w:before="0"/>
+              <w:jc w:val="left"/>
+            </w:pPr>
+            <w:r>
+              <w:rPr>
+                <w:rFonts w:ascii="Arial" w:cs="Arial" w:eastAsia="Arial" w:hAnsi="Arial"/>
+                <w:b/>
+                <w:bCs/>
+                <w:i w:val="false"/>
+                <w:iCs w:val="false"/>
+                <w:color w:val="000000"/>
+                <w:sz w:val="18"/>
+                <w:szCs w:val="18"/>
+              </w:rPr>
+              <w:t xml:space="preserve">(b) Show by expanding that 100 − (x − 10)² is equal to 20x − x².</w:t>
+            </w:r>
+          </w:p>
+          <w:p>
+            <w:pPr>
+              <w:spacing w:after="40" w:before="0"/>
+              <w:jc w:val="left"/>
+            </w:pPr>
+            <w:r>
+              <w:rPr>
+                <w:rFonts w:ascii="Arial" w:cs="Arial" w:eastAsia="Arial" w:hAnsi="Arial"/>
+                <w:b/>
+                <w:bCs/>
+                <w:i w:val="false"/>
+                <w:iCs w:val="false"/>
+                <w:color w:val="000000"/>
+                <w:sz w:val="18"/>
+                <w:szCs w:val="18"/>
+              </w:rPr>
+              <w:t xml:space="preserve">(c) Use this form to explain why no plot can have an area greater than 100 m², and say what shape the plot is when the area is 100 m².</w:t>
             </w:r>
           </w:p>
         </w:tc>
@@ -681,64 +928,45 @@
                 <w:sz w:val="18"/>
                 <w:szCs w:val="18"/>
               </w:rPr>
-              <w:t xml:space="preserve">(a) I look for two numbers that multiply to c = 10 and add to b = 7. The pairs of factors of 10 are 1 and 10 (sum 11) and 2 and 5 (sum 7). So 2 and 5 work, and x² + 7x + 10 = (x + 2)(x + 5). These are the courtyard's two side lengths.</w:t>
-            </w:r>
-          </w:p>
-          <w:p>
-            <w:pPr>
-              <w:spacing w:after="40" w:before="0"/>
-              <w:jc w:val="left"/>
-            </w:pPr>
-            <w:r>
-              <w:rPr>
-                <w:rFonts w:ascii="Arial" w:cs="Arial" w:eastAsia="Arial" w:hAnsi="Arial"/>
-                <w:b w:val="false"/>
-                <w:bCs w:val="false"/>
-                <w:i w:val="false"/>
-                <w:iCs w:val="false"/>
-                <w:color w:val="000000"/>
-                <w:sz w:val="18"/>
-                <w:szCs w:val="18"/>
-              </w:rPr>
-              <w:t xml:space="preserve">(b) x² − 81 = x² − 9², which is a difference of two squares. Using the identity a² − b² = (a + b)(a − b) with a = x and b = 9: x² − 81 = (x + 9)(x − 9).</w:t>
-            </w:r>
-          </w:p>
-          <w:p>
-            <w:pPr>
-              <w:spacing w:after="40" w:before="0"/>
-              <w:jc w:val="left"/>
-            </w:pPr>
-            <w:r>
-              <w:rPr>
-                <w:rFonts w:ascii="Arial" w:cs="Arial" w:eastAsia="Arial" w:hAnsi="Arial"/>
-                <w:b w:val="false"/>
-                <w:bCs w:val="false"/>
-                <w:i w:val="false"/>
-                <w:iCs w:val="false"/>
-                <w:color w:val="000000"/>
-                <w:sz w:val="18"/>
-                <w:szCs w:val="18"/>
-              </w:rPr>
-              <w:t xml:space="preserve">(c) Both terms contain a common factor of x, and the leading term is negative, so I take out −x: −x² + 6x = −x(x − 6).</w:t>
-            </w:r>
-          </w:p>
-          <w:p>
-            <w:pPr>
-              <w:spacing w:after="40" w:before="0"/>
-              <w:jc w:val="left"/>
-            </w:pPr>
-            <w:r>
-              <w:rPr>
-                <w:rFonts w:ascii="Arial" w:cs="Arial" w:eastAsia="Arial" w:hAnsi="Arial"/>
-                <w:b w:val="false"/>
-                <w:bCs w:val="false"/>
-                <w:i w:val="false"/>
-                <w:iCs w:val="false"/>
-                <w:color w:val="000000"/>
-                <w:sz w:val="18"/>
-                <w:szCs w:val="18"/>
-              </w:rPr>
-              <w:t xml:space="preserve">(d) Re-expanding: (x + 2)(x + 5) = x² + 5x + 2x + 10 = x² + 7x + 10, which is the original expression, so the factorisation is correct.</w:t>
+              <w:t xml:space="preserve">(a) The identity (a − b)² = a² − 2ab + b² is used. The identity a² − b² = (a − b)(a + b) is also part of the model.</w:t>
+            </w:r>
+          </w:p>
+          <w:p>
+            <w:pPr>
+              <w:spacing w:after="40" w:before="0"/>
+              <w:jc w:val="left"/>
+            </w:pPr>
+            <w:r>
+              <w:rPr>
+                <w:rFonts w:ascii="Arial" w:cs="Arial" w:eastAsia="Arial" w:hAnsi="Arial"/>
+                <w:b w:val="false"/>
+                <w:bCs w:val="false"/>
+                <w:i w:val="false"/>
+                <w:iCs w:val="false"/>
+                <w:color w:val="000000"/>
+                <w:sz w:val="18"/>
+                <w:szCs w:val="18"/>
+              </w:rPr>
+              <w:t xml:space="preserve">(b) (x − 10)² = x² − 20x + 100. So 100 − (x − 10)² = 100 − x² + 20x − 100 = 20x − x². This equals x(20 − x).</w:t>
+            </w:r>
+          </w:p>
+          <w:p>
+            <w:pPr>
+              <w:spacing w:after="40" w:before="0"/>
+              <w:jc w:val="left"/>
+            </w:pPr>
+            <w:r>
+              <w:rPr>
+                <w:rFonts w:ascii="Arial" w:cs="Arial" w:eastAsia="Arial" w:hAnsi="Arial"/>
+                <w:b w:val="false"/>
+                <w:bCs w:val="false"/>
+                <w:i w:val="false"/>
+                <w:iCs w:val="false"/>
+                <w:color w:val="000000"/>
+                <w:sz w:val="18"/>
+                <w:szCs w:val="18"/>
+              </w:rPr>
+              <w:t xml:space="preserve">(c) A = 100 − (x − 10)². A square (x − 10)² can never be less than 0, so we never subtract a negative amount from 100. Therefore A ≤ 100. The area equals 100 m² only when (x − 10)² = 0, so x = 10. Then the length is also 10 m, so the plot is a 10 m by 10 m square.</w:t>
             </w:r>
           </w:p>
         </w:tc>
@@ -799,7 +1027,7 @@
                 <w:sz w:val="22"/>
                 <w:szCs w:val="22"/>
               </w:rPr>
-              <w:t xml:space="preserve">Part 4: Solving equations to predict and decide</w:t>
+              <w:t xml:space="preserve">Part 4: Designing a school-garden plot</w:t>
             </w:r>
           </w:p>
         </w:tc>
@@ -833,7 +1061,45 @@
                 <w:sz w:val="18"/>
                 <w:szCs w:val="18"/>
               </w:rPr>
-              <w:t xml:space="preserve">(a) Set the simplified shot put height rule equal to zero, h = 0, and solve by factorising. Explain what each solution means for the ball. (b) A Kericho tea farmer wants to fence a rectangular shamba of area 40 m² with one side 3 m longer than the other. Let the shorter side be x metres. Form a quadratic equation in standard form, solve it by factorisation, and state the dimensions of the shamba. (c) Explain what you do with each root and why.</w:t>
+              <w:t xml:space="preserve">Your group has 40 m of fencing wire for a school-garden plot.</w:t>
+            </w:r>
+          </w:p>
+          <w:p>
+            <w:pPr>
+              <w:spacing w:after="40" w:before="0"/>
+              <w:jc w:val="left"/>
+            </w:pPr>
+            <w:r>
+              <w:rPr>
+                <w:rFonts w:ascii="Arial" w:cs="Arial" w:eastAsia="Arial" w:hAnsi="Arial"/>
+                <w:b/>
+                <w:bCs/>
+                <w:i w:val="false"/>
+                <w:iCs w:val="false"/>
+                <w:color w:val="000000"/>
+                <w:sz w:val="18"/>
+                <w:szCs w:val="18"/>
+              </w:rPr>
+              <w:t xml:space="preserve">(a) The target area is 84 m². Form the equation, solve it by factorisation, and state the dimensions of the plot. Check that it uses exactly 40 m of wire.</w:t>
+            </w:r>
+          </w:p>
+          <w:p>
+            <w:pPr>
+              <w:spacing w:after="40" w:before="0"/>
+              <w:jc w:val="left"/>
+            </w:pPr>
+            <w:r>
+              <w:rPr>
+                <w:rFonts w:ascii="Arial" w:cs="Arial" w:eastAsia="Arial" w:hAnsi="Arial"/>
+                <w:b/>
+                <w:bCs/>
+                <w:i w:val="false"/>
+                <w:iCs w:val="false"/>
+                <w:color w:val="000000"/>
+                <w:sz w:val="18"/>
+                <w:szCs w:val="18"/>
+              </w:rPr>
+              <w:t xml:space="preserve">(b) A second group wants an area of 105 m². Decide whether this is possible and explain your reasoning.</w:t>
             </w:r>
           </w:p>
         </w:tc>
@@ -865,45 +1131,26 @@
                 <w:sz w:val="18"/>
                 <w:szCs w:val="18"/>
               </w:rPr>
-              <w:t xml:space="preserve">(a) h = 0 gives −x² + 6x = 0, so −x(x − 6) = 0. By the zero-product property, −x = 0 or x − 6 = 0, so x = 0 or x = 6. x = 0 m is the launch point where the ball is at ground level, and x = 6 m is the landing point. So we can predict that the ball lands 6 m away before it lands.</w:t>
-            </w:r>
-          </w:p>
-          <w:p>
-            <w:pPr>
-              <w:spacing w:after="40" w:before="0"/>
-              <w:jc w:val="left"/>
-            </w:pPr>
-            <w:r>
-              <w:rPr>
-                <w:rFonts w:ascii="Arial" w:cs="Arial" w:eastAsia="Arial" w:hAnsi="Arial"/>
-                <w:b w:val="false"/>
-                <w:bCs w:val="false"/>
-                <w:i w:val="false"/>
-                <w:iCs w:val="false"/>
-                <w:color w:val="000000"/>
-                <w:sz w:val="18"/>
-                <w:szCs w:val="18"/>
-              </w:rPr>
-              <w:t xml:space="preserve">(b) Area = x(x + 3) = 40, so x² + 3x = 40, which gives x² + 3x − 40 = 0 in standard form. I need two numbers that multiply to −40 and add to 3: these are 8 and −5. So (x + 8)(x − 5) = 0, giving x = −8 or x = 5. The shorter side is 5 m and the longer side is 5 + 3 = 8 m. The shamba is 5 m by 8 m (check: 5 × 8 = 40 m²).</w:t>
-            </w:r>
-          </w:p>
-          <w:p>
-            <w:pPr>
-              <w:spacing w:after="40" w:before="0"/>
-              <w:jc w:val="left"/>
-            </w:pPr>
-            <w:r>
-              <w:rPr>
-                <w:rFonts w:ascii="Arial" w:cs="Arial" w:eastAsia="Arial" w:hAnsi="Arial"/>
-                <w:b w:val="false"/>
-                <w:bCs w:val="false"/>
-                <w:i w:val="false"/>
-                <w:iCs w:val="false"/>
-                <w:color w:val="000000"/>
-                <w:sz w:val="18"/>
-                <w:szCs w:val="18"/>
-              </w:rPr>
-              <w:t xml:space="preserve">(c) A length cannot be negative, so x = −8 is mathematically a root but physically impossible, and I reject it. I keep x = 5. In the shot put problem both roots are meaningful: x = 0 is the launch and x = 6 is the landing. Every root must be interpreted in its real-world context.</w:t>
+              <w:t xml:space="preserve">(a) x(20 − x) = 84, so x² − 20x + 84 = 0. We need two numbers with product 84 and sum −20: −6 and −14. So (x − 6)(x − 14) = 0, giving x = 6 or x = 14. Both are between 0 and 20. The plot is 6 m by 14 m. Check: area = 6 × 14 = 84 m². Wire = 2(6 + 14) = 40 m.</w:t>
+            </w:r>
+          </w:p>
+          <w:p>
+            <w:pPr>
+              <w:spacing w:after="40" w:before="0"/>
+              <w:jc w:val="left"/>
+            </w:pPr>
+            <w:r>
+              <w:rPr>
+                <w:rFonts w:ascii="Arial" w:cs="Arial" w:eastAsia="Arial" w:hAnsi="Arial"/>
+                <w:b w:val="false"/>
+                <w:bCs w:val="false"/>
+                <w:i w:val="false"/>
+                <w:iCs w:val="false"/>
+                <w:color w:val="000000"/>
+                <w:sz w:val="18"/>
+                <w:szCs w:val="18"/>
+              </w:rPr>
+              <w:t xml:space="preserve">(b) It is not possible. The area is A = 100 − (x − 10)², so it cannot be more than 100 m², and 105 m² is bigger than 100 m². There is no width that gives this area with 40 m of wire.</w:t>
             </w:r>
           </w:p>
         </w:tc>
@@ -964,7 +1211,7 @@
                 <w:sz w:val="22"/>
                 <w:szCs w:val="22"/>
               </w:rPr>
-              <w:t xml:space="preserve">Part 5: Answering the driving question</w:t>
+              <w:t xml:space="preserve">Part 5: Using the method in other situations and answering the driving question</w:t>
             </w:r>
           </w:p>
         </w:tc>
@@ -998,7 +1245,64 @@
                 <w:sz w:val="18"/>
                 <w:szCs w:val="18"/>
               </w:rPr>
-              <w:t xml:space="preserve">Driving question: How can we use the mathematics of quadratic expressions and equations to predict, explain, and solve real problems, from the arc of a thrown ball on our school field to the dimensions of a farmer's shamba in Kericho? Write a three-part answer. Part A, CLAIM: state your answer in 2–3 sentences. Part B, EVIDENCE: use at least two different contexts from our lessons and include at least two pieces of calculation or data. Part C, REASONING: explain how forming, factorising and solving connect to each other and to the shot put. Finally, use the perfect square identity to rewrite the simplified height expression −x² + 6x in a form that shows the ball's highest point, and say what it tells you about the ball's flight.</w:t>
+              <w:t xml:space="preserve">A mandazi tray at a Kisumu market stall holds 60 mandazi in x rows and (x + 4) columns.</w:t>
+            </w:r>
+          </w:p>
+          <w:p>
+            <w:pPr>
+              <w:spacing w:after="40" w:before="0"/>
+              <w:jc w:val="left"/>
+            </w:pPr>
+            <w:r>
+              <w:rPr>
+                <w:rFonts w:ascii="Arial" w:cs="Arial" w:eastAsia="Arial" w:hAnsi="Arial"/>
+                <w:b/>
+                <w:bCs/>
+                <w:i w:val="false"/>
+                <w:iCs w:val="false"/>
+                <w:color w:val="000000"/>
+                <w:sz w:val="18"/>
+                <w:szCs w:val="18"/>
+              </w:rPr>
+              <w:t xml:space="preserve">(a) Form and solve an equation for x. State which solution you keep and why.</w:t>
+            </w:r>
+          </w:p>
+          <w:p>
+            <w:pPr>
+              <w:spacing w:after="40" w:before="0"/>
+              <w:jc w:val="left"/>
+            </w:pPr>
+            <w:r>
+              <w:rPr>
+                <w:rFonts w:ascii="Arial" w:cs="Arial" w:eastAsia="Arial" w:hAnsi="Arial"/>
+                <w:b/>
+                <w:bCs/>
+                <w:i w:val="false"/>
+                <w:iCs w:val="false"/>
+                <w:color w:val="000000"/>
+                <w:sz w:val="18"/>
+                <w:szCs w:val="18"/>
+              </w:rPr>
+              <w:t xml:space="preserve">(b) For a ball kicked at Kasarani, the height is h = 20t − 5t² metres after t seconds. The ball is at 15 m high at two times. Find both times and explain why both are valid.</w:t>
+            </w:r>
+          </w:p>
+          <w:p>
+            <w:pPr>
+              <w:spacing w:after="40" w:before="0"/>
+              <w:jc w:val="left"/>
+            </w:pPr>
+            <w:r>
+              <w:rPr>
+                <w:rFonts w:ascii="Arial" w:cs="Arial" w:eastAsia="Arial" w:hAnsi="Arial"/>
+                <w:b/>
+                <w:bCs/>
+                <w:i w:val="false"/>
+                <w:iCs w:val="false"/>
+                <w:color w:val="000000"/>
+                <w:sz w:val="18"/>
+                <w:szCs w:val="18"/>
+              </w:rPr>
+              <w:t xml:space="preserve">(c) Now answer the driving question: How can quadratic expressions and equations be used to find the dimensions of a plot when its fence length and area are both fixed, and why do two different plots sometimes have the same area? Compare what you thought in Lesson 1 with what you know now.</w:t>
             </w:r>
           </w:p>
         </w:tc>
@@ -1030,64 +1334,45 @@
                 <w:sz w:val="18"/>
                 <w:szCs w:val="18"/>
               </w:rPr>
-              <w:t xml:space="preserve">Claim: Quadratic expressions describe curved, symmetric real-life situations such as the shot put's arc and rectangular areas. Quadratic equations let us predict exact outcomes, such as where the ball lands or the dimensions of a shamba, before we measure them.</w:t>
-            </w:r>
-          </w:p>
-          <w:p>
-            <w:pPr>
-              <w:spacing w:after="40" w:before="0"/>
-              <w:jc w:val="left"/>
-            </w:pPr>
-            <w:r>
-              <w:rPr>
-                <w:rFonts w:ascii="Arial" w:cs="Arial" w:eastAsia="Arial" w:hAnsi="Arial"/>
-                <w:b w:val="false"/>
-                <w:bCs w:val="false"/>
-                <w:i w:val="false"/>
-                <w:iCs w:val="false"/>
-                <w:color w:val="000000"/>
-                <w:sz w:val="18"/>
-                <w:szCs w:val="18"/>
-              </w:rPr>
-              <w:t xml:space="preserve">Evidence: (1) Shot put at the Nairobi sports day: the height data (1.5, 3.5, 4.7, 5.1, 4.7, 3.5, 1.5 m at x = 0, 2, 4, 6, 8, 10, 12 m) has constant second differences of −0.8, so it is quadratic and fits h = −0.1x² + 1.2x + 1.5. In the simplified rule h = −x² + 6x, setting h = 0 gives −x(x − 6) = 0, so the ball lands at x = 6 m. (2) Kericho shamba: area 40 m² with one side 3 m longer gives x² + 3x − 40 = 0, which factorises as (x + 8)(x − 5) = 0, so the shamba is 5 m by 8 m, rejecting x = −8. (3) Tiled courtyard: (x + 2)(x + 5) expands to x² + 7x + 10 and factorises back again.</w:t>
-            </w:r>
-          </w:p>
-          <w:p>
-            <w:pPr>
-              <w:spacing w:after="40" w:before="0"/>
-              <w:jc w:val="left"/>
-            </w:pPr>
-            <w:r>
-              <w:rPr>
-                <w:rFonts w:ascii="Arial" w:cs="Arial" w:eastAsia="Arial" w:hAnsi="Arial"/>
-                <w:b w:val="false"/>
-                <w:bCs w:val="false"/>
-                <w:i w:val="false"/>
-                <w:iCs w:val="false"/>
-                <w:color w:val="000000"/>
-                <w:sz w:val="18"/>
-                <w:szCs w:val="18"/>
-              </w:rPr>
-              <w:t xml:space="preserve">Reasoning: Forming a quadratic expression means multiplying two lengths that depend on x, which produces an x² term. Factorising reverses this by recovering the two original factors, using a common factor, a product-and-sum pair, or the difference of two squares a² − b² = (a + b)(a − b). Setting the factorised equation equal to zero and applying the zero-product property gives the roots, and these roots carry meaning in context, such as landing distance or a side length. We reject roots that are impossible, such as a negative length.</w:t>
-            </w:r>
-          </w:p>
-          <w:p>
-            <w:pPr>
-              <w:spacing w:after="40" w:before="0"/>
-              <w:jc w:val="left"/>
-            </w:pPr>
-            <w:r>
-              <w:rPr>
-                <w:rFonts w:ascii="Arial" w:cs="Arial" w:eastAsia="Arial" w:hAnsi="Arial"/>
-                <w:b w:val="false"/>
-                <w:bCs w:val="false"/>
-                <w:i w:val="false"/>
-                <w:iCs w:val="false"/>
-                <w:color w:val="000000"/>
-                <w:sz w:val="18"/>
-                <w:szCs w:val="18"/>
-              </w:rPr>
-              <w:t xml:space="preserve">Perfect square form: −x² + 6x = −(x² − 6x) = −(x² − 6x + 9 − 9) = −(x − 3)² + 9, using (a − b)² = a² − 2ab + b² with a = x and b = 3. Because (x − 3)² is never negative, the largest height occurs when x = 3, giving a maximum height of 9 m at a horizontal distance of 3 m. This is the turning point of the parabola, halfway between the launch at 0 and the landing at 6 m.</w:t>
+              <w:t xml:space="preserve">(a) x(x + 4) = 60, so x² + 4x − 60 = 0. Then (x + 10)(x − 6) = 0, so x = −10 or x = 6. We reject x = −10 because the number of rows cannot be negative. So x = 6: there are 6 rows of 10 mandazi (6 × 10 = 60).</w:t>
+            </w:r>
+          </w:p>
+          <w:p>
+            <w:pPr>
+              <w:spacing w:after="40" w:before="0"/>
+              <w:jc w:val="left"/>
+            </w:pPr>
+            <w:r>
+              <w:rPr>
+                <w:rFonts w:ascii="Arial" w:cs="Arial" w:eastAsia="Arial" w:hAnsi="Arial"/>
+                <w:b w:val="false"/>
+                <w:bCs w:val="false"/>
+                <w:i w:val="false"/>
+                <w:iCs w:val="false"/>
+                <w:color w:val="000000"/>
+                <w:sz w:val="18"/>
+                <w:szCs w:val="18"/>
+              </w:rPr>
+              <w:t xml:space="preserve">(b) 20t − 5t² = 15 gives 5t² − 20t + 15 = 0, so t² − 4t + 3 = 0. Then (t − 1)(t − 3) = 0, so t = 1 s or t = 3 s. Check: 20 − 5 = 15 and 60 − 45 = 15. Both are valid because the ball is 15 m high once on the way up and once on the way down.</w:t>
+            </w:r>
+          </w:p>
+          <w:p>
+            <w:pPr>
+              <w:spacing w:after="40" w:before="0"/>
+              <w:jc w:val="left"/>
+            </w:pPr>
+            <w:r>
+              <w:rPr>
+                <w:rFonts w:ascii="Arial" w:cs="Arial" w:eastAsia="Arial" w:hAnsi="Arial"/>
+                <w:b w:val="false"/>
+                <w:bCs w:val="false"/>
+                <w:i w:val="false"/>
+                <w:iCs w:val="false"/>
+                <w:color w:val="000000"/>
+                <w:sz w:val="18"/>
+                <w:szCs w:val="18"/>
+              </w:rPr>
+              <w:t xml:space="preserve">(c) With 40 m of wire the length is 20 − x, so the area is x(20 − x). To find the widths for a target area, we set the area equal to the target, rearrange to zero, factorise and use the zero-product property. For 96 m² this gives (x − 8)(x − 12) = 0, so x = 8 or x = 12. Then we check the answers against 0 &lt; x &lt; 20. The two plots with equal area are the same rectangle (8 m by 12 m) turned round, because width + length = 20 m, so the area is symmetric about x = 10. The maximum area is 100 m² at x = 10 because A = 100 − (x − 10)² and a square cannot be less than 0. In Lesson 1 I could only find areas by trial and error and could not explain the pairs or the maximum. Now I can solve for the widths and explain both.</w:t>
             </w:r>
           </w:p>
         </w:tc>
@@ -1314,7 +1599,7 @@
                 <w:sz w:val="18"/>
                 <w:szCs w:val="18"/>
               </w:rPr>
-              <w:t xml:space="preserve">Use of evidence from the lessons</w:t>
+              <w:t xml:space="preserve">Forming and expanding quadratic expressions</w:t>
             </w:r>
           </w:p>
         </w:tc>
@@ -1346,7 +1631,7 @@
                 <w:sz w:val="18"/>
                 <w:szCs w:val="18"/>
               </w:rPr>
-              <w:t xml:space="preserve">Uses specific data and results from the shot put, the Kericho shamba and the courtyard accurately, with correct numbers throughout.</w:t>
+              <w:t xml:space="preserve">Correctly derives length 20 − x and area x(20 − x) = 20x − x², explains the x² term and the valid range 0 &lt; x &lt; 20 with clear reasons.</w:t>
             </w:r>
           </w:p>
         </w:tc>
@@ -1378,7 +1663,7 @@
                 <w:sz w:val="18"/>
                 <w:szCs w:val="18"/>
               </w:rPr>
-              <w:t xml:space="preserve">Uses evidence from at least two contexts, with minor numerical slips that do not change the conclusion.</w:t>
+              <w:t xml:space="preserve">Writes the correct expression and expands it, with the range given but with a limited explanation of the x² term or the limits.</w:t>
             </w:r>
           </w:p>
         </w:tc>
@@ -1410,7 +1695,7 @@
                 <w:sz w:val="18"/>
                 <w:szCs w:val="18"/>
               </w:rPr>
-              <w:t xml:space="preserve">Gives general statements with little or no specific data, or uses numbers that do not match the lessons.</w:t>
+              <w:t xml:space="preserve">Has errors in the length or area expression, or does not expand, or omits the valid range.</w:t>
             </w:r>
           </w:p>
         </w:tc>
@@ -1444,7 +1729,7 @@
                 <w:sz w:val="18"/>
                 <w:szCs w:val="18"/>
               </w:rPr>
-              <w:t xml:space="preserve">Mathematical accuracy (expanding, factorising, solving)</w:t>
+              <w:t xml:space="preserve">Solving by factorisation and checking</w:t>
             </w:r>
           </w:p>
         </w:tc>
@@ -1476,7 +1761,7 @@
                 <w:sz w:val="18"/>
                 <w:szCs w:val="18"/>
               </w:rPr>
-              <w:t xml:space="preserve">All expansions, factorisations and solutions are correct, shown step by step, and checked by re-expanding or substituting.</w:t>
+              <w:t xml:space="preserve">Rearranges to zero, factorises correctly, uses the zero-product property, and checks each solution against the context and by substitution or expansion.</w:t>
             </w:r>
           </w:p>
         </w:tc>
@@ -1508,7 +1793,7 @@
                 <w:sz w:val="18"/>
                 <w:szCs w:val="18"/>
               </w:rPr>
-              <w:t xml:space="preserve">Methods are correct with one or two small errors, such as a sign slip, and working is mostly shown.</w:t>
+              <w:t xml:space="preserve">Solves correctly but the checking against the context is brief or incomplete.</w:t>
             </w:r>
           </w:p>
         </w:tc>
@@ -1540,7 +1825,7 @@
                 <w:sz w:val="18"/>
                 <w:szCs w:val="18"/>
               </w:rPr>
-              <w:t xml:space="preserve">Methods are incomplete or incorrect, for example a missing middle term, wrong factor pairs or the zero-product property not used.</w:t>
+              <w:t xml:space="preserve">Makes factorisation or rearrangement errors, or does not use the zero-product property or check solutions.</w:t>
             </w:r>
           </w:p>
         </w:tc>
@@ -1574,7 +1859,7 @@
                 <w:sz w:val="18"/>
                 <w:szCs w:val="18"/>
               </w:rPr>
-              <w:t xml:space="preserve">Reasoning and connection to the phenomenon</w:t>
+              <w:t xml:space="preserve">Explaining equal areas and the maximum</w:t>
             </w:r>
           </w:p>
         </w:tc>
@@ -1606,7 +1891,7 @@
                 <w:sz w:val="18"/>
                 <w:szCs w:val="18"/>
               </w:rPr>
-              <w:t xml:space="preserve">Clearly explains why the x² term gives a curve, how factorisation reverses expansion, and how the roots predict the landing point.</w:t>
+              <w:t xml:space="preserve">States that 8 m and 12 m give the same 8 m by 12 m rectangle turned round, explains symmetry about x = 10, and uses A = 100 − (x − 10)² to explain the maximum of 100 m².</w:t>
             </w:r>
           </w:p>
         </w:tc>
@@ -1638,7 +1923,7 @@
                 <w:sz w:val="18"/>
                 <w:szCs w:val="18"/>
               </w:rPr>
-              <w:t xml:space="preserve">Explains most of the connections but one link, such as roots to landing point, is brief or unclear.</w:t>
+              <w:t xml:space="preserve">Explains the equal areas or the maximum correctly but the reasoning for one of them is incomplete.</w:t>
             </w:r>
           </w:p>
         </w:tc>
@@ -1670,7 +1955,7 @@
                 <w:sz w:val="18"/>
                 <w:szCs w:val="18"/>
               </w:rPr>
-              <w:t xml:space="preserve">Describes procedures without explaining why they work or how they relate to the shot put.</w:t>
+              <w:t xml:space="preserve">Describes the two plots as different shapes, or states the maximum without a reason.</w:t>
             </w:r>
           </w:p>
         </w:tc>
@@ -1704,7 +1989,7 @@
                 <w:sz w:val="18"/>
                 <w:szCs w:val="18"/>
               </w:rPr>
-              <w:t xml:space="preserve">Interpreting solutions in context</w:t>
+              <w:t xml:space="preserve">Applying to new situations</w:t>
             </w:r>
           </w:p>
         </w:tc>
@@ -1736,7 +2021,7 @@
                 <w:sz w:val="18"/>
                 <w:szCs w:val="18"/>
               </w:rPr>
-              <w:t xml:space="preserve">Interprets every root in context, rejects the negative length with a clear reason, and explains the vertex as the maximum height at x = 3 m.</w:t>
+              <w:t xml:space="preserve">Forms and solves the mandazi, ball and garden equations accurately, rejecting invalid roots and keeping valid ones with a reason linked to the situation.</w:t>
             </w:r>
           </w:p>
         </w:tc>
@@ -1768,7 +2053,7 @@
                 <w:sz w:val="18"/>
                 <w:szCs w:val="18"/>
               </w:rPr>
-              <w:t xml:space="preserve">Interprets the roots correctly but gives a limited reason for rejecting a solution or only a partial vertex explanation.</w:t>
+              <w:t xml:space="preserve">Forms and solves most equations correctly but gives weak reasons for keeping or rejecting roots.</w:t>
             </w:r>
           </w:p>
         </w:tc>
@@ -1800,7 +2085,7 @@
                 <w:sz w:val="18"/>
                 <w:szCs w:val="18"/>
               </w:rPr>
-              <w:t xml:space="preserve">Gives numerical answers without units or meaning, and does not reject impossible solutions.</w:t>
+              <w:t xml:space="preserve">Cannot form the equations from the situations, or accepts invalid roots.</w:t>
             </w:r>
           </w:p>
         </w:tc>
@@ -1834,7 +2119,7 @@
                 <w:sz w:val="18"/>
                 <w:szCs w:val="18"/>
               </w:rPr>
-              <w:t xml:space="preserve">Communication</w:t>
+              <w:t xml:space="preserve">Communicating and linking to the driving question</w:t>
             </w:r>
           </w:p>
         </w:tc>
@@ -1866,7 +2151,7 @@
                 <w:sz w:val="18"/>
                 <w:szCs w:val="18"/>
               </w:rPr>
-              <w:t xml:space="preserve">The Claim–Evidence–Reasoning structure is complete, uses correct mathematical vocabulary, and is clearly organised.</w:t>
+              <w:t xml:space="preserve">Gives a clear answer to the driving question, compares the Lesson 1 and final models, and uses correct units and vocabulary throughout.</w:t>
             </w:r>
           </w:p>
         </w:tc>
@@ -1898,7 +2183,7 @@
                 <w:sz w:val="18"/>
                 <w:szCs w:val="18"/>
               </w:rPr>
-              <w:t xml:space="preserve">The structure is mostly complete and the vocabulary is mostly correct.</w:t>
+              <w:t xml:space="preserve">Answers the driving question with mostly correct vocabulary and units but a limited comparison to Lesson 1.</w:t>
             </w:r>
           </w:p>
         </w:tc>
@@ -1930,7 +2215,7 @@
                 <w:sz w:val="18"/>
                 <w:szCs w:val="18"/>
               </w:rPr>
-              <w:t xml:space="preserve">The structure is missing parts and the vocabulary is rarely used correctly.</w:t>
+              <w:t xml:space="preserve">The answer to the driving question is incomplete or unclear, with frequent missing units or vocabulary errors.</w:t>
             </w:r>
           </w:p>
         </w:tc>
@@ -2054,7 +2339,7 @@
         </w:rPr>
         <w:t xml:space="preserve">© 2026 SeaVuria and ARES. This work is licensed under a </w:t>
       </w:r>
-      <w:hyperlink w:history="1" r:id="rIdypwq0vhvneelvbp6yjnbs">
+      <w:hyperlink w:history="1" r:id="rIdov88zugds1hzatqjosjzx">
         <w:r>
           <w:rPr>
             <w:rFonts w:ascii="Arial" w:cs="Arial" w:eastAsia="Arial" w:hAnsi="Arial"/>
@@ -2074,7 +2359,7 @@
         </w:rPr>
         <w:t xml:space="preserve"> (</w:t>
       </w:r>
-      <w:hyperlink w:history="1" r:id="rIdrr4bicfhyfc8ihasdnro9">
+      <w:hyperlink w:history="1" r:id="rIdhl6wacobad6ureiienaze">
         <w:r>
           <w:rPr>
             <w:rFonts w:ascii="Arial" w:cs="Arial" w:eastAsia="Arial" w:hAnsi="Arial"/>
@@ -2094,7 +2379,7 @@
         </w:rPr>
         <w:t xml:space="preserve">). To view a copy of this license, visit </w:t>
       </w:r>
-      <w:hyperlink w:history="1" r:id="rIdndalmjjd3dmr2gxzlk0wp">
+      <w:hyperlink w:history="1" r:id="rId7y0azve1yt1iht6-doios">
         <w:r>
           <w:rPr>
             <w:rFonts w:ascii="Arial" w:cs="Arial" w:eastAsia="Arial" w:hAnsi="Arial"/>

--- a/data/outputs/v2/Core_Mathematics/SS1.3_Quadratic_Expressions_and_Equations/Core_Mathematics_Quadratic_Expressions_and_Equations_FinalExplanation_TeacherKey.docx
+++ b/data/outputs/v2/Core_Mathematics/SS1.3_Quadratic_Expressions_and_Equations/Core_Mathematics_Quadratic_Expressions_and_Equations_FinalExplanation_TeacherKey.docx
@@ -2339,7 +2339,7 @@
         </w:rPr>
         <w:t xml:space="preserve">© 2026 SeaVuria and ARES. This work is licensed under a </w:t>
       </w:r>
-      <w:hyperlink w:history="1" r:id="rIdov88zugds1hzatqjosjzx">
+      <w:hyperlink w:history="1" r:id="rId4-2zcxsg2u09ygbpdiwon">
         <w:r>
           <w:rPr>
             <w:rFonts w:ascii="Arial" w:cs="Arial" w:eastAsia="Arial" w:hAnsi="Arial"/>
@@ -2359,7 +2359,7 @@
         </w:rPr>
         <w:t xml:space="preserve"> (</w:t>
       </w:r>
-      <w:hyperlink w:history="1" r:id="rIdhl6wacobad6ureiienaze">
+      <w:hyperlink w:history="1" r:id="rIdjifpet1-cnxoyokafbymh">
         <w:r>
           <w:rPr>
             <w:rFonts w:ascii="Arial" w:cs="Arial" w:eastAsia="Arial" w:hAnsi="Arial"/>
@@ -2379,7 +2379,7 @@
         </w:rPr>
         <w:t xml:space="preserve">). To view a copy of this license, visit </w:t>
       </w:r>
-      <w:hyperlink w:history="1" r:id="rId7y0azve1yt1iht6-doios">
+      <w:hyperlink w:history="1" r:id="rId2cgrvhkp-zsoardudmsjg">
         <w:r>
           <w:rPr>
             <w:rFonts w:ascii="Arial" w:cs="Arial" w:eastAsia="Arial" w:hAnsi="Arial"/>

--- a/data/outputs/v2/Core_Mathematics/SS1.3_Quadratic_Expressions_and_Equations/Core_Mathematics_Quadratic_Expressions_and_Equations_FinalExplanation_TeacherKey.docx
+++ b/data/outputs/v2/Core_Mathematics/SS1.3_Quadratic_Expressions_and_Equations/Core_Mathematics_Quadratic_Expressions_and_Equations_FinalExplanation_TeacherKey.docx
@@ -4,6 +4,7 @@
   <w:body>
     <w:p>
       <w:pPr>
+        <w:keepNext w:val="false"/>
         <w:spacing w:after="30" w:before="0"/>
         <w:jc w:val="center"/>
       </w:pPr>
@@ -23,6 +24,7 @@
     </w:p>
     <w:p>
       <w:pPr>
+        <w:keepNext w:val="false"/>
         <w:spacing w:after="60" w:before="0"/>
         <w:jc w:val="center"/>
       </w:pPr>
@@ -81,6 +83,7 @@
           </w:tcPr>
           <w:p>
             <w:pPr>
+              <w:keepNext w:val="false"/>
               <w:spacing w:after="40" w:before="0"/>
               <w:jc w:val="center"/>
             </w:pPr>
@@ -116,6 +119,7 @@
           </w:tcPr>
           <w:p>
             <w:pPr>
+              <w:keepNext w:val="false"/>
               <w:spacing w:after="40" w:before="0"/>
               <w:jc w:val="center"/>
             </w:pPr>
@@ -176,6 +180,7 @@
           </w:tcPr>
           <w:p>
             <w:pPr>
+              <w:keepNext w:val="false"/>
               <w:spacing w:after="40" w:before="0"/>
               <w:jc w:val="center"/>
             </w:pPr>
@@ -210,6 +215,7 @@
           </w:tcPr>
           <w:p>
             <w:pPr>
+              <w:keepNext w:val="false"/>
               <w:spacing w:after="40" w:before="0"/>
               <w:jc w:val="left"/>
             </w:pPr>
@@ -271,6 +277,7 @@
           </w:tcPr>
           <w:p>
             <w:pPr>
+              <w:keepNext/>
               <w:spacing w:after="40" w:before="0"/>
               <w:jc w:val="center"/>
             </w:pPr>
@@ -305,6 +312,7 @@
           </w:tcPr>
           <w:p>
             <w:pPr>
+              <w:keepNext w:val="false"/>
               <w:spacing w:after="40" w:before="0"/>
               <w:jc w:val="left"/>
             </w:pPr>
@@ -324,6 +332,7 @@
           </w:p>
           <w:p>
             <w:pPr>
+              <w:keepNext w:val="false"/>
               <w:spacing w:after="40" w:before="0"/>
               <w:jc w:val="left"/>
             </w:pPr>
@@ -343,6 +352,7 @@
           </w:p>
           <w:p>
             <w:pPr>
+              <w:keepNext w:val="false"/>
               <w:spacing w:after="40" w:before="0"/>
               <w:jc w:val="left"/>
             </w:pPr>
@@ -362,6 +372,7 @@
           </w:p>
           <w:p>
             <w:pPr>
+              <w:keepNext w:val="false"/>
               <w:spacing w:after="40" w:before="0"/>
               <w:jc w:val="left"/>
             </w:pPr>
@@ -381,6 +392,7 @@
           </w:p>
           <w:p>
             <w:pPr>
+              <w:keepNext w:val="false"/>
               <w:spacing w:after="40" w:before="0"/>
               <w:jc w:val="left"/>
             </w:pPr>
@@ -413,6 +425,7 @@
           </w:tcPr>
           <w:p>
             <w:pPr>
+              <w:keepNext w:val="false"/>
               <w:spacing w:after="40" w:before="0"/>
               <w:jc w:val="left"/>
             </w:pPr>
@@ -432,6 +445,7 @@
           </w:p>
           <w:p>
             <w:pPr>
+              <w:keepNext w:val="false"/>
               <w:spacing w:after="40" w:before="0"/>
               <w:jc w:val="left"/>
             </w:pPr>
@@ -451,6 +465,7 @@
           </w:p>
           <w:p>
             <w:pPr>
+              <w:keepNext w:val="false"/>
               <w:spacing w:after="40" w:before="0"/>
               <w:jc w:val="left"/>
             </w:pPr>
@@ -470,6 +485,7 @@
           </w:p>
           <w:p>
             <w:pPr>
+              <w:keepNext w:val="false"/>
               <w:spacing w:after="40" w:before="0"/>
               <w:jc w:val="left"/>
             </w:pPr>
@@ -531,6 +547,7 @@
           </w:tcPr>
           <w:p>
             <w:pPr>
+              <w:keepNext/>
               <w:spacing w:after="40" w:before="0"/>
               <w:jc w:val="center"/>
             </w:pPr>
@@ -565,6 +582,7 @@
           </w:tcPr>
           <w:p>
             <w:pPr>
+              <w:keepNext w:val="false"/>
               <w:spacing w:after="40" w:before="0"/>
               <w:jc w:val="left"/>
             </w:pPr>
@@ -584,6 +602,7 @@
           </w:p>
           <w:p>
             <w:pPr>
+              <w:keepNext w:val="false"/>
               <w:spacing w:after="40" w:before="0"/>
               <w:jc w:val="left"/>
             </w:pPr>
@@ -603,6 +622,7 @@
           </w:p>
           <w:p>
             <w:pPr>
+              <w:keepNext w:val="false"/>
               <w:spacing w:after="40" w:before="0"/>
               <w:jc w:val="left"/>
             </w:pPr>
@@ -622,6 +642,7 @@
           </w:p>
           <w:p>
             <w:pPr>
+              <w:keepNext w:val="false"/>
               <w:spacing w:after="40" w:before="0"/>
               <w:jc w:val="left"/>
             </w:pPr>
@@ -641,6 +662,7 @@
           </w:p>
           <w:p>
             <w:pPr>
+              <w:keepNext w:val="false"/>
               <w:spacing w:after="40" w:before="0"/>
               <w:jc w:val="left"/>
             </w:pPr>
@@ -673,6 +695,7 @@
           </w:tcPr>
           <w:p>
             <w:pPr>
+              <w:keepNext w:val="false"/>
               <w:spacing w:after="40" w:before="0"/>
               <w:jc w:val="left"/>
             </w:pPr>
@@ -692,6 +715,7 @@
           </w:p>
           <w:p>
             <w:pPr>
+              <w:keepNext w:val="false"/>
               <w:spacing w:after="40" w:before="0"/>
               <w:jc w:val="left"/>
             </w:pPr>
@@ -711,6 +735,7 @@
           </w:p>
           <w:p>
             <w:pPr>
+              <w:keepNext w:val="false"/>
               <w:spacing w:after="40" w:before="0"/>
               <w:jc w:val="left"/>
             </w:pPr>
@@ -730,6 +755,7 @@
           </w:p>
           <w:p>
             <w:pPr>
+              <w:keepNext w:val="false"/>
               <w:spacing w:after="40" w:before="0"/>
               <w:jc w:val="left"/>
             </w:pPr>
@@ -791,6 +817,7 @@
           </w:tcPr>
           <w:p>
             <w:pPr>
+              <w:keepNext/>
               <w:spacing w:after="40" w:before="0"/>
               <w:jc w:val="center"/>
             </w:pPr>
@@ -825,6 +852,7 @@
           </w:tcPr>
           <w:p>
             <w:pPr>
+              <w:keepNext w:val="false"/>
               <w:spacing w:after="40" w:before="0"/>
               <w:jc w:val="left"/>
             </w:pPr>
@@ -844,6 +872,7 @@
           </w:p>
           <w:p>
             <w:pPr>
+              <w:keepNext w:val="false"/>
               <w:spacing w:after="40" w:before="0"/>
               <w:jc w:val="left"/>
             </w:pPr>
@@ -863,6 +892,7 @@
           </w:p>
           <w:p>
             <w:pPr>
+              <w:keepNext w:val="false"/>
               <w:spacing w:after="40" w:before="0"/>
               <w:jc w:val="left"/>
             </w:pPr>
@@ -882,6 +912,7 @@
           </w:p>
           <w:p>
             <w:pPr>
+              <w:keepNext w:val="false"/>
               <w:spacing w:after="40" w:before="0"/>
               <w:jc w:val="left"/>
             </w:pPr>
@@ -914,6 +945,7 @@
           </w:tcPr>
           <w:p>
             <w:pPr>
+              <w:keepNext w:val="false"/>
               <w:spacing w:after="40" w:before="0"/>
               <w:jc w:val="left"/>
             </w:pPr>
@@ -933,6 +965,7 @@
           </w:p>
           <w:p>
             <w:pPr>
+              <w:keepNext w:val="false"/>
               <w:spacing w:after="40" w:before="0"/>
               <w:jc w:val="left"/>
             </w:pPr>
@@ -952,6 +985,7 @@
           </w:p>
           <w:p>
             <w:pPr>
+              <w:keepNext w:val="false"/>
               <w:spacing w:after="40" w:before="0"/>
               <w:jc w:val="left"/>
             </w:pPr>
@@ -1013,6 +1047,7 @@
           </w:tcPr>
           <w:p>
             <w:pPr>
+              <w:keepNext/>
               <w:spacing w:after="40" w:before="0"/>
               <w:jc w:val="center"/>
             </w:pPr>
@@ -1047,6 +1082,7 @@
           </w:tcPr>
           <w:p>
             <w:pPr>
+              <w:keepNext w:val="false"/>
               <w:spacing w:after="40" w:before="0"/>
               <w:jc w:val="left"/>
             </w:pPr>
@@ -1066,6 +1102,7 @@
           </w:p>
           <w:p>
             <w:pPr>
+              <w:keepNext w:val="false"/>
               <w:spacing w:after="40" w:before="0"/>
               <w:jc w:val="left"/>
             </w:pPr>
@@ -1085,6 +1122,7 @@
           </w:p>
           <w:p>
             <w:pPr>
+              <w:keepNext w:val="false"/>
               <w:spacing w:after="40" w:before="0"/>
               <w:jc w:val="left"/>
             </w:pPr>
@@ -1117,6 +1155,7 @@
           </w:tcPr>
           <w:p>
             <w:pPr>
+              <w:keepNext w:val="false"/>
               <w:spacing w:after="40" w:before="0"/>
               <w:jc w:val="left"/>
             </w:pPr>
@@ -1136,6 +1175,7 @@
           </w:p>
           <w:p>
             <w:pPr>
+              <w:keepNext w:val="false"/>
               <w:spacing w:after="40" w:before="0"/>
               <w:jc w:val="left"/>
             </w:pPr>
@@ -1197,6 +1237,7 @@
           </w:tcPr>
           <w:p>
             <w:pPr>
+              <w:keepNext/>
               <w:spacing w:after="40" w:before="0"/>
               <w:jc w:val="center"/>
             </w:pPr>
@@ -1231,6 +1272,7 @@
           </w:tcPr>
           <w:p>
             <w:pPr>
+              <w:keepNext w:val="false"/>
               <w:spacing w:after="40" w:before="0"/>
               <w:jc w:val="left"/>
             </w:pPr>
@@ -1250,6 +1292,7 @@
           </w:p>
           <w:p>
             <w:pPr>
+              <w:keepNext w:val="false"/>
               <w:spacing w:after="40" w:before="0"/>
               <w:jc w:val="left"/>
             </w:pPr>
@@ -1269,6 +1312,7 @@
           </w:p>
           <w:p>
             <w:pPr>
+              <w:keepNext w:val="false"/>
               <w:spacing w:after="40" w:before="0"/>
               <w:jc w:val="left"/>
             </w:pPr>
@@ -1288,6 +1332,7 @@
           </w:p>
           <w:p>
             <w:pPr>
+              <w:keepNext w:val="false"/>
               <w:spacing w:after="40" w:before="0"/>
               <w:jc w:val="left"/>
             </w:pPr>
@@ -1320,6 +1365,7 @@
           </w:tcPr>
           <w:p>
             <w:pPr>
+              <w:keepNext w:val="false"/>
               <w:spacing w:after="40" w:before="0"/>
               <w:jc w:val="left"/>
             </w:pPr>
@@ -1339,6 +1385,7 @@
           </w:p>
           <w:p>
             <w:pPr>
+              <w:keepNext w:val="false"/>
               <w:spacing w:after="40" w:before="0"/>
               <w:jc w:val="left"/>
             </w:pPr>
@@ -1358,6 +1405,7 @@
           </w:p>
           <w:p>
             <w:pPr>
+              <w:keepNext w:val="false"/>
               <w:spacing w:after="40" w:before="0"/>
               <w:jc w:val="left"/>
             </w:pPr>
@@ -1421,6 +1469,7 @@
           </w:tcPr>
           <w:p>
             <w:pPr>
+              <w:keepNext w:val="false"/>
               <w:spacing w:after="40" w:before="0"/>
               <w:jc w:val="center"/>
             </w:pPr>
@@ -1455,6 +1504,7 @@
           </w:tcPr>
           <w:p>
             <w:pPr>
+              <w:keepNext w:val="false"/>
               <w:spacing w:after="40" w:before="0"/>
               <w:jc w:val="left"/>
             </w:pPr>
@@ -1487,6 +1537,7 @@
           </w:tcPr>
           <w:p>
             <w:pPr>
+              <w:keepNext w:val="false"/>
               <w:spacing w:after="40" w:before="0"/>
               <w:jc w:val="left"/>
             </w:pPr>
@@ -1519,6 +1570,7 @@
           </w:tcPr>
           <w:p>
             <w:pPr>
+              <w:keepNext w:val="false"/>
               <w:spacing w:after="40" w:before="0"/>
               <w:jc w:val="left"/>
             </w:pPr>
@@ -1551,6 +1603,7 @@
           </w:tcPr>
           <w:p>
             <w:pPr>
+              <w:keepNext w:val="false"/>
               <w:spacing w:after="40" w:before="0"/>
               <w:jc w:val="left"/>
             </w:pPr>
@@ -1585,6 +1638,7 @@
           </w:tcPr>
           <w:p>
             <w:pPr>
+              <w:keepNext w:val="false"/>
               <w:spacing w:after="40" w:before="0"/>
               <w:jc w:val="left"/>
             </w:pPr>
@@ -1617,6 +1671,7 @@
           </w:tcPr>
           <w:p>
             <w:pPr>
+              <w:keepNext w:val="false"/>
               <w:spacing w:after="40" w:before="0"/>
               <w:jc w:val="left"/>
             </w:pPr>
@@ -1649,6 +1704,7 @@
           </w:tcPr>
           <w:p>
             <w:pPr>
+              <w:keepNext w:val="false"/>
               <w:spacing w:after="40" w:before="0"/>
               <w:jc w:val="left"/>
             </w:pPr>
@@ -1681,6 +1737,7 @@
           </w:tcPr>
           <w:p>
             <w:pPr>
+              <w:keepNext w:val="false"/>
               <w:spacing w:after="40" w:before="0"/>
               <w:jc w:val="left"/>
             </w:pPr>
@@ -1715,6 +1772,7 @@
           </w:tcPr>
           <w:p>
             <w:pPr>
+              <w:keepNext w:val="false"/>
               <w:spacing w:after="40" w:before="0"/>
               <w:jc w:val="left"/>
             </w:pPr>
@@ -1747,6 +1805,7 @@
           </w:tcPr>
           <w:p>
             <w:pPr>
+              <w:keepNext w:val="false"/>
               <w:spacing w:after="40" w:before="0"/>
               <w:jc w:val="left"/>
             </w:pPr>
@@ -1779,6 +1838,7 @@
           </w:tcPr>
           <w:p>
             <w:pPr>
+              <w:keepNext w:val="false"/>
               <w:spacing w:after="40" w:before="0"/>
               <w:jc w:val="left"/>
             </w:pPr>
@@ -1811,6 +1871,7 @@
           </w:tcPr>
           <w:p>
             <w:pPr>
+              <w:keepNext w:val="false"/>
               <w:spacing w:after="40" w:before="0"/>
               <w:jc w:val="left"/>
             </w:pPr>
@@ -1845,6 +1906,7 @@
           </w:tcPr>
           <w:p>
             <w:pPr>
+              <w:keepNext w:val="false"/>
               <w:spacing w:after="40" w:before="0"/>
               <w:jc w:val="left"/>
             </w:pPr>
@@ -1877,6 +1939,7 @@
           </w:tcPr>
           <w:p>
             <w:pPr>
+              <w:keepNext w:val="false"/>
               <w:spacing w:after="40" w:before="0"/>
               <w:jc w:val="left"/>
             </w:pPr>
@@ -1909,6 +1972,7 @@
           </w:tcPr>
           <w:p>
             <w:pPr>
+              <w:keepNext w:val="false"/>
               <w:spacing w:after="40" w:before="0"/>
               <w:jc w:val="left"/>
             </w:pPr>
@@ -1941,6 +2005,7 @@
           </w:tcPr>
           <w:p>
             <w:pPr>
+              <w:keepNext w:val="false"/>
               <w:spacing w:after="40" w:before="0"/>
               <w:jc w:val="left"/>
             </w:pPr>
@@ -1975,6 +2040,7 @@
           </w:tcPr>
           <w:p>
             <w:pPr>
+              <w:keepNext w:val="false"/>
               <w:spacing w:after="40" w:before="0"/>
               <w:jc w:val="left"/>
             </w:pPr>
@@ -2007,6 +2073,7 @@
           </w:tcPr>
           <w:p>
             <w:pPr>
+              <w:keepNext w:val="false"/>
               <w:spacing w:after="40" w:before="0"/>
               <w:jc w:val="left"/>
             </w:pPr>
@@ -2039,6 +2106,7 @@
           </w:tcPr>
           <w:p>
             <w:pPr>
+              <w:keepNext w:val="false"/>
               <w:spacing w:after="40" w:before="0"/>
               <w:jc w:val="left"/>
             </w:pPr>
@@ -2071,6 +2139,7 @@
           </w:tcPr>
           <w:p>
             <w:pPr>
+              <w:keepNext w:val="false"/>
               <w:spacing w:after="40" w:before="0"/>
               <w:jc w:val="left"/>
             </w:pPr>
@@ -2105,6 +2174,7 @@
           </w:tcPr>
           <w:p>
             <w:pPr>
+              <w:keepNext w:val="false"/>
               <w:spacing w:after="40" w:before="0"/>
               <w:jc w:val="left"/>
             </w:pPr>
@@ -2137,6 +2207,7 @@
           </w:tcPr>
           <w:p>
             <w:pPr>
+              <w:keepNext w:val="false"/>
               <w:spacing w:after="40" w:before="0"/>
               <w:jc w:val="left"/>
             </w:pPr>
@@ -2169,6 +2240,7 @@
           </w:tcPr>
           <w:p>
             <w:pPr>
+              <w:keepNext w:val="false"/>
               <w:spacing w:after="40" w:before="0"/>
               <w:jc w:val="left"/>
             </w:pPr>
@@ -2201,6 +2273,7 @@
           </w:tcPr>
           <w:p>
             <w:pPr>
+              <w:keepNext w:val="false"/>
               <w:spacing w:after="40" w:before="0"/>
               <w:jc w:val="left"/>
             </w:pPr>
@@ -2339,7 +2412,7 @@
         </w:rPr>
         <w:t xml:space="preserve">© 2026 SeaVuria and ARES. This work is licensed under a </w:t>
       </w:r>
-      <w:hyperlink w:history="1" r:id="rId4-2zcxsg2u09ygbpdiwon">
+      <w:hyperlink w:history="1" r:id="rIdxvoohbrktsgf-fu4itvbf">
         <w:r>
           <w:rPr>
             <w:rFonts w:ascii="Arial" w:cs="Arial" w:eastAsia="Arial" w:hAnsi="Arial"/>
@@ -2359,7 +2432,7 @@
         </w:rPr>
         <w:t xml:space="preserve"> (</w:t>
       </w:r>
-      <w:hyperlink w:history="1" r:id="rIdjifpet1-cnxoyokafbymh">
+      <w:hyperlink w:history="1" r:id="rIdb_tckvihn5ec3ja6qba9g">
         <w:r>
           <w:rPr>
             <w:rFonts w:ascii="Arial" w:cs="Arial" w:eastAsia="Arial" w:hAnsi="Arial"/>
@@ -2379,7 +2452,7 @@
         </w:rPr>
         <w:t xml:space="preserve">). To view a copy of this license, visit </w:t>
       </w:r>
-      <w:hyperlink w:history="1" r:id="rId2cgrvhkp-zsoardudmsjg">
+      <w:hyperlink w:history="1" r:id="rId0q87dlzxogwzfy3jzdl7e">
         <w:r>
           <w:rPr>
             <w:rFonts w:ascii="Arial" w:cs="Arial" w:eastAsia="Arial" w:hAnsi="Arial"/>

--- a/data/outputs/v2/Core_Mathematics/SS1.3_Quadratic_Expressions_and_Equations/Core_Mathematics_Quadratic_Expressions_and_Equations_FinalExplanation_TeacherKey.docx
+++ b/data/outputs/v2/Core_Mathematics/SS1.3_Quadratic_Expressions_and_Equations/Core_Mathematics_Quadratic_Expressions_and_Equations_FinalExplanation_TeacherKey.docx
@@ -2412,7 +2412,7 @@
         </w:rPr>
         <w:t xml:space="preserve">© 2026 SeaVuria and ARES. This work is licensed under a </w:t>
       </w:r>
-      <w:hyperlink w:history="1" r:id="rIdxvoohbrktsgf-fu4itvbf">
+      <w:hyperlink w:history="1" r:id="rIdan-mbigeso5boejzkuwvc">
         <w:r>
           <w:rPr>
             <w:rFonts w:ascii="Arial" w:cs="Arial" w:eastAsia="Arial" w:hAnsi="Arial"/>
@@ -2432,7 +2432,7 @@
         </w:rPr>
         <w:t xml:space="preserve"> (</w:t>
       </w:r>
-      <w:hyperlink w:history="1" r:id="rIdb_tckvihn5ec3ja6qba9g">
+      <w:hyperlink w:history="1" r:id="rIdpea_9v5e1ovhnhnnlllqj">
         <w:r>
           <w:rPr>
             <w:rFonts w:ascii="Arial" w:cs="Arial" w:eastAsia="Arial" w:hAnsi="Arial"/>
@@ -2452,7 +2452,7 @@
         </w:rPr>
         <w:t xml:space="preserve">). To view a copy of this license, visit </w:t>
       </w:r>
-      <w:hyperlink w:history="1" r:id="rId0q87dlzxogwzfy3jzdl7e">
+      <w:hyperlink w:history="1" r:id="rIdv9i8936gp6y_t8j1jwult">
         <w:r>
           <w:rPr>
             <w:rFonts w:ascii="Arial" w:cs="Arial" w:eastAsia="Arial" w:hAnsi="Arial"/>
